--- a/report/培养方案数据库系统_完整报告.docx
+++ b/report/培养方案数据库系统_完整报告.docx
@@ -1059,7 +1059,7 @@
           <w:b w:val="0"/>
           <w:sz w:val="21"/>
         </w:rPr>
-        <w:t>根据课程要求，现对本学期学习数据库课程及相关知识所付出的努力和实际工作进行诚实、详细的自我评价。以下内容基于Git提交记录（共17次提交，30个文件，约7000行代码）、实际工作过程和相关证据。满分100分。</w:t>
+        <w:t>根据课程要求，现对本学期学习数据库课程及相关知识所付出的努力和实际工作进行诚实、详细的自我评价。以下内容基于Git提交记录（共17次提交，30个文件，约7000行代码）、课堂学习、课后复习和实际工作过程。满分100分。</w:t>
       </w:r>
     </w:p>
     <w:p>
@@ -1072,7 +1072,101 @@
           <w:b/>
           <w:sz w:val="21"/>
         </w:rPr>
-        <w:t>一、时间投入与工作过程</w:t>
+        <w:t>一、学期全程学习投入</w:t>
+      </w:r>
+    </w:p>
+    <w:p>
+      <w:pPr>
+        <w:spacing w:after="80" w:before="0" w:line="360" w:lineRule="auto"/>
+      </w:pPr>
+      <w:r>
+        <w:rPr>
+          <w:rFonts w:ascii="宋体" w:hAnsi="宋体" w:eastAsia="宋体"/>
+          <w:b/>
+          <w:sz w:val="21"/>
+        </w:rPr>
+        <w:t>1.1 课堂与课后学习</w:t>
+      </w:r>
+    </w:p>
+    <w:p>
+      <w:pPr>
+        <w:spacing w:after="0" w:before="0" w:line="360" w:lineRule="auto"/>
+        <w:ind w:firstLine="420"/>
+      </w:pPr>
+      <w:r>
+        <w:rPr>
+          <w:rFonts w:ascii="宋体" w:hAnsi="宋体" w:eastAsia="宋体"/>
+          <w:b w:val="0"/>
+          <w:sz w:val="21"/>
+        </w:rPr>
+        <w:t>本学期数据库课程每周4学时。本人保持全勤，课堂上认真听讲并做笔记，系统学习了关系模型、SQL语言、数据库设计理论（ER模型、范式理论）、事务管理、并发控制、索引等核心知识。课后坚持花时间对照PPT复习巩固当天所学内容，将SQL语法、ER图绘制、范式分解等知识点逐一消化。对于课上未完全理解的内容，课后会反复阅读PPT的相关章节并结合教材进行钻研，确保每一个知识点都能掌握。</w:t>
+      </w:r>
+    </w:p>
+    <w:p>
+      <w:pPr>
+        <w:spacing w:after="80" w:before="0" w:line="360" w:lineRule="auto"/>
+      </w:pPr>
+      <w:r>
+        <w:rPr>
+          <w:rFonts w:ascii="宋体" w:hAnsi="宋体" w:eastAsia="宋体"/>
+          <w:b/>
+          <w:sz w:val="21"/>
+        </w:rPr>
+        <w:t>1.2 考试复习</w:t>
+      </w:r>
+    </w:p>
+    <w:p>
+      <w:pPr>
+        <w:spacing w:after="0" w:before="0" w:line="360" w:lineRule="auto"/>
+        <w:ind w:firstLine="420"/>
+      </w:pPr>
+      <w:r>
+        <w:rPr>
+          <w:rFonts w:ascii="宋体" w:hAnsi="宋体" w:eastAsia="宋体"/>
+          <w:b w:val="0"/>
+          <w:sz w:val="21"/>
+        </w:rPr>
+        <w:t>期中与期末考试前，本人制定了系统的复习计划，将PPT从头到尾梳理两遍，整理出完整的复习笔记，涵盖关系代数、SQL、范式理论、ER模型、事务、并发控制等全部章节。对PPT中的例题和课后习题逐一重新做了一遍，特别是范式分解和SQL综合查询的题目反复练习，直到能够独立、准确地完成。针对自己较薄弱的知识点（如事务隔离级别、B+树索引结构），查阅了教材和网络资料进行补充学习。</w:t>
+      </w:r>
+    </w:p>
+    <w:p>
+      <w:pPr>
+        <w:spacing w:after="80" w:before="0" w:line="360" w:lineRule="auto"/>
+      </w:pPr>
+      <w:r>
+        <w:rPr>
+          <w:rFonts w:ascii="宋体" w:hAnsi="宋体" w:eastAsia="宋体"/>
+          <w:b/>
+          <w:sz w:val="21"/>
+        </w:rPr>
+        <w:t>1.3 认真研究完成作业</w:t>
+      </w:r>
+    </w:p>
+    <w:p>
+      <w:pPr>
+        <w:spacing w:after="0" w:before="0" w:line="360" w:lineRule="auto"/>
+        <w:ind w:firstLine="420"/>
+      </w:pPr>
+      <w:r>
+        <w:rPr>
+          <w:rFonts w:ascii="宋体" w:hAnsi="宋体" w:eastAsia="宋体"/>
+          <w:b w:val="0"/>
+          <w:sz w:val="21"/>
+        </w:rPr>
+        <w:t>本课程的期末项目从选题分析到最终交付，本人投入了大量时间和精力。阅读课程作业要求文档后，认真对比了三个题目的技术难度、工作量和评分标准，结合个人情况（1人独立完成）选择了题目三。在项目开发过程中，数据库Schema设计、SQL查询优化、FastAPI Web接口等每一个技术决策都经过了充分的思考和研究。遇到Windows GBK编码问题、PDF文本提取失败、Swagger中文化等技术难题时，没有简单绕过，而是逐一查找资料、分析原因、尝试多种解决方案并记录解决过程。最终项目通过17次Git提交、约7000行代码、28个测试用例完成了全部功能。</w:t>
+      </w:r>
+    </w:p>
+    <w:p>
+      <w:pPr>
+        <w:spacing w:after="80" w:before="0" w:line="360" w:lineRule="auto"/>
+      </w:pPr>
+      <w:r>
+        <w:rPr>
+          <w:rFonts w:ascii="黑体" w:hAnsi="黑体" w:eastAsia="黑体"/>
+          <w:b/>
+          <w:sz w:val="21"/>
+        </w:rPr>
+        <w:t>二、课程项目工作过程</w:t>
       </w:r>
     </w:p>
     <w:p>
@@ -1155,7 +1249,7 @@
           <w:b/>
           <w:sz w:val="21"/>
         </w:rPr>
-        <w:t>二、知识学习与探索</w:t>
+        <w:t>三、知识学习与探索</w:t>
       </w:r>
     </w:p>
     <w:p>
@@ -1252,7 +1346,7 @@
           <w:b/>
           <w:sz w:val="21"/>
         </w:rPr>
-        <w:t>三、与AI的协作</w:t>
+        <w:t>四、与AI的协作</w:t>
       </w:r>
     </w:p>
     <w:p>
@@ -1307,7 +1401,7 @@
           <w:b/>
           <w:sz w:val="21"/>
         </w:rPr>
-        <w:t>四、自我评分（满分100分）</w:t>
+        <w:t>五、自我评分（满分100分）</w:t>
       </w:r>
     </w:p>
     <w:p>
